--- a/Avances_22_26_junio.docx
+++ b/Avances_22_26_junio.docx
@@ -251,6 +251,9 @@
     </w:p>
     <w:p>
       <w:r>
+        <w:rPr>
+          <w:noProof/>
+        </w:rPr>
         <w:drawing>
           <wp:inline distT="0" distB="0" distL="0" distR="0" wp14:anchorId="4895A510" wp14:editId="2F1BA9B2">
             <wp:extent cx="5943600" cy="3603625"/>
@@ -316,9 +319,12 @@
     </w:p>
     <w:p>
       <w:r>
+        <w:rPr>
+          <w:noProof/>
+        </w:rPr>
         <w:lastRenderedPageBreak/>
         <w:drawing>
-          <wp:inline distT="0" distB="0" distL="0" distR="0" wp14:anchorId="1507A32F" wp14:editId="3086669F">
+          <wp:inline distT="0" distB="0" distL="0" distR="0" wp14:anchorId="1507A32F" wp14:editId="061686E6">
             <wp:extent cx="5943600" cy="3596640"/>
             <wp:effectExtent l="0" t="0" r="0" b="3810"/>
             <wp:docPr id="1523684063" name="Imagen 4"/>
@@ -380,6 +386,9 @@
         <w:t>Vehículo</w:t>
       </w:r>
       <w:r>
+        <w:rPr>
+          <w:noProof/>
+        </w:rPr>
         <w:drawing>
           <wp:inline distT="0" distB="0" distL="0" distR="0" wp14:anchorId="31014CED" wp14:editId="34580A0D">
             <wp:extent cx="5943600" cy="3626485"/>
@@ -452,6 +461,7 @@
       </w:pPr>
       <w:r>
         <w:rPr>
+          <w:noProof/>
           <w:u w:val="single"/>
         </w:rPr>
         <w:lastRenderedPageBreak/>
@@ -518,6 +528,157 @@
           <w:lang w:val="es-MX"/>
         </w:rPr>
         <w:t>Solo el pecho</w:t>
+      </w:r>
+    </w:p>
+    <w:p>
+      <w:pPr>
+        <w:rPr>
+          <w:u w:val="single"/>
+        </w:rPr>
+      </w:pPr>
+      <w:r>
+        <w:rPr>
+          <w:u w:val="single"/>
+        </w:rPr>
+        <w:drawing>
+          <wp:inline distT="0" distB="0" distL="0" distR="0" wp14:anchorId="6A638233" wp14:editId="031CE1FE">
+            <wp:extent cx="5943600" cy="3630930"/>
+            <wp:effectExtent l="0" t="0" r="0" b="7620"/>
+            <wp:docPr id="348842420" name="Imagen 2"/>
+            <wp:cNvGraphicFramePr>
+              <a:graphicFrameLocks xmlns:a="http://schemas.openxmlformats.org/drawingml/2006/main" noChangeAspect="1"/>
+            </wp:cNvGraphicFramePr>
+            <a:graphic xmlns:a="http://schemas.openxmlformats.org/drawingml/2006/main">
+              <a:graphicData uri="http://schemas.openxmlformats.org/drawingml/2006/picture">
+                <pic:pic xmlns:pic="http://schemas.openxmlformats.org/drawingml/2006/picture">
+                  <pic:nvPicPr>
+                    <pic:cNvPr id="0" name="Picture 6"/>
+                    <pic:cNvPicPr>
+                      <a:picLocks noChangeAspect="1" noChangeArrowheads="1"/>
+                    </pic:cNvPicPr>
+                  </pic:nvPicPr>
+                  <pic:blipFill>
+                    <a:blip r:embed="rId12" cstate="print">
+                      <a:extLst>
+                        <a:ext uri="{28A0092B-C50C-407E-A947-70E740481C1C}">
+                          <a14:useLocalDpi xmlns:a14="http://schemas.microsoft.com/office/drawing/2010/main" val="0"/>
+                        </a:ext>
+                      </a:extLst>
+                    </a:blip>
+                    <a:srcRect/>
+                    <a:stretch>
+                      <a:fillRect/>
+                    </a:stretch>
+                  </pic:blipFill>
+                  <pic:spPr bwMode="auto">
+                    <a:xfrm>
+                      <a:off x="0" y="0"/>
+                      <a:ext cx="5943600" cy="3630930"/>
+                    </a:xfrm>
+                    <a:prstGeom prst="rect">
+                      <a:avLst/>
+                    </a:prstGeom>
+                    <a:noFill/>
+                    <a:ln>
+                      <a:noFill/>
+                    </a:ln>
+                  </pic:spPr>
+                </pic:pic>
+              </a:graphicData>
+            </a:graphic>
+          </wp:inline>
+        </w:drawing>
+      </w:r>
+    </w:p>
+    <w:p>
+      <w:pPr>
+        <w:rPr>
+          <w:u w:val="single"/>
+          <w:lang w:val="es-MX"/>
+        </w:rPr>
+      </w:pPr>
+      <w:r>
+        <w:rPr>
+          <w:u w:val="single"/>
+          <w:lang w:val="es-MX"/>
+        </w:rPr>
+        <w:lastRenderedPageBreak/>
+        <w:t>Aquí ya se agregaron los tiempos de estabilización, pero en unos casos una de las señales muere, claro esta es de las primeras pruebas que puede que no tengan sentido, pero esto puede pasar en cualquier prueba ya que son dos sistemas diferentes.</w:t>
+      </w:r>
+    </w:p>
+    <w:p>
+      <w:pPr>
+        <w:rPr>
+          <w:u w:val="single"/>
+        </w:rPr>
+      </w:pPr>
+      <w:r>
+        <w:rPr>
+          <w:u w:val="single"/>
+        </w:rPr>
+        <w:drawing>
+          <wp:inline distT="0" distB="0" distL="0" distR="0" wp14:anchorId="598820E8" wp14:editId="26115CAB">
+            <wp:extent cx="5943600" cy="3590925"/>
+            <wp:effectExtent l="0" t="0" r="0" b="9525"/>
+            <wp:docPr id="504872536" name="Imagen 4"/>
+            <wp:cNvGraphicFramePr>
+              <a:graphicFrameLocks xmlns:a="http://schemas.openxmlformats.org/drawingml/2006/main" noChangeAspect="1"/>
+            </wp:cNvGraphicFramePr>
+            <a:graphic xmlns:a="http://schemas.openxmlformats.org/drawingml/2006/main">
+              <a:graphicData uri="http://schemas.openxmlformats.org/drawingml/2006/picture">
+                <pic:pic xmlns:pic="http://schemas.openxmlformats.org/drawingml/2006/picture">
+                  <pic:nvPicPr>
+                    <pic:cNvPr id="0" name="Picture 13"/>
+                    <pic:cNvPicPr>
+                      <a:picLocks noChangeAspect="1" noChangeArrowheads="1"/>
+                    </pic:cNvPicPr>
+                  </pic:nvPicPr>
+                  <pic:blipFill>
+                    <a:blip r:embed="rId13" cstate="print">
+                      <a:extLst>
+                        <a:ext uri="{28A0092B-C50C-407E-A947-70E740481C1C}">
+                          <a14:useLocalDpi xmlns:a14="http://schemas.microsoft.com/office/drawing/2010/main" val="0"/>
+                        </a:ext>
+                      </a:extLst>
+                    </a:blip>
+                    <a:srcRect/>
+                    <a:stretch>
+                      <a:fillRect/>
+                    </a:stretch>
+                  </pic:blipFill>
+                  <pic:spPr bwMode="auto">
+                    <a:xfrm>
+                      <a:off x="0" y="0"/>
+                      <a:ext cx="5943600" cy="3590925"/>
+                    </a:xfrm>
+                    <a:prstGeom prst="rect">
+                      <a:avLst/>
+                    </a:prstGeom>
+                    <a:noFill/>
+                    <a:ln>
+                      <a:noFill/>
+                    </a:ln>
+                  </pic:spPr>
+                </pic:pic>
+              </a:graphicData>
+            </a:graphic>
+          </wp:inline>
+        </w:drawing>
+      </w:r>
+    </w:p>
+    <w:p>
+      <w:pPr>
+        <w:rPr>
+          <w:u w:val="single"/>
+          <w:lang w:val="es-MX"/>
+        </w:rPr>
+      </w:pPr>
+      <w:r>
+        <w:rPr>
+          <w:u w:val="single"/>
+          <w:lang w:val="es-MX"/>
+        </w:rPr>
+        <w:t>Así es como se deberia ver, en este caso no afectaría el análisis porque no se muere la senal. Parece ser que el sistema delsys ya aplica un filtro. Esto se tednria que confrmar con el software.</w:t>
       </w:r>
     </w:p>
     <w:p>

--- a/Avances_22_26_junio.docx
+++ b/Avances_22_26_junio.docx
@@ -531,15 +531,7 @@
       </w:r>
     </w:p>
     <w:p>
-      <w:pPr>
-        <w:rPr>
-          <w:u w:val="single"/>
-        </w:rPr>
-      </w:pPr>
-      <w:r>
-        <w:rPr>
-          <w:u w:val="single"/>
-        </w:rPr>
+      <w:r>
         <w:drawing>
           <wp:inline distT="0" distB="0" distL="0" distR="0" wp14:anchorId="6A638233" wp14:editId="031CE1FE">
             <wp:extent cx="5943600" cy="3630930"/>
@@ -593,13 +585,11 @@
     <w:p>
       <w:pPr>
         <w:rPr>
-          <w:u w:val="single"/>
-          <w:lang w:val="es-MX"/>
-        </w:rPr>
-      </w:pPr>
-      <w:r>
-        <w:rPr>
-          <w:u w:val="single"/>
+          <w:lang w:val="es-MX"/>
+        </w:rPr>
+      </w:pPr>
+      <w:r>
+        <w:rPr>
           <w:lang w:val="es-MX"/>
         </w:rPr>
         <w:lastRenderedPageBreak/>
@@ -607,15 +597,7 @@
       </w:r>
     </w:p>
     <w:p>
-      <w:pPr>
-        <w:rPr>
-          <w:u w:val="single"/>
-        </w:rPr>
-      </w:pPr>
-      <w:r>
-        <w:rPr>
-          <w:u w:val="single"/>
-        </w:rPr>
+      <w:r>
         <w:drawing>
           <wp:inline distT="0" distB="0" distL="0" distR="0" wp14:anchorId="598820E8" wp14:editId="26115CAB">
             <wp:extent cx="5943600" cy="3590925"/>
@@ -669,16 +651,62 @@
     <w:p>
       <w:pPr>
         <w:rPr>
-          <w:u w:val="single"/>
-          <w:lang w:val="es-MX"/>
-        </w:rPr>
-      </w:pPr>
-      <w:r>
-        <w:rPr>
-          <w:u w:val="single"/>
-          <w:lang w:val="es-MX"/>
-        </w:rPr>
-        <w:t>Así es como se deberia ver, en este caso no afectaría el análisis porque no se muere la senal. Parece ser que el sistema delsys ya aplica un filtro. Esto se tednria que confrmar con el software.</w:t>
+          <w:lang w:val="es-MX"/>
+        </w:rPr>
+      </w:pPr>
+      <w:r>
+        <w:rPr>
+          <w:lang w:val="es-MX"/>
+        </w:rPr>
+        <w:t xml:space="preserve">Así es como se </w:t>
+      </w:r>
+      <w:r>
+        <w:rPr>
+          <w:lang w:val="es-MX"/>
+        </w:rPr>
+        <w:t>debería</w:t>
+      </w:r>
+      <w:r>
+        <w:rPr>
+          <w:lang w:val="es-MX"/>
+        </w:rPr>
+        <w:t xml:space="preserve"> ver, en este caso no afectaría el análisis porque no se muere la </w:t>
+      </w:r>
+      <w:r>
+        <w:rPr>
+          <w:lang w:val="es-MX"/>
+        </w:rPr>
+        <w:t>señal</w:t>
+      </w:r>
+      <w:r>
+        <w:rPr>
+          <w:lang w:val="es-MX"/>
+        </w:rPr>
+        <w:t xml:space="preserve">. Parece ser que el sistema delsys ya aplica un filtro. Esto se </w:t>
+      </w:r>
+      <w:r>
+        <w:rPr>
+          <w:lang w:val="es-MX"/>
+        </w:rPr>
+        <w:t>tendría</w:t>
+      </w:r>
+      <w:r>
+        <w:rPr>
+          <w:lang w:val="es-MX"/>
+        </w:rPr>
+        <w:t xml:space="preserve"> que </w:t>
+      </w:r>
+      <w:r>
+        <w:rPr>
+          <w:lang w:val="es-MX"/>
+        </w:rPr>
+        <w:t>confirmar</w:t>
+      </w:r>
+      <w:r>
+        <w:rPr>
+          <w:lang w:val="es-MX"/>
+        </w:rPr>
+        <w:t xml:space="preserve"> con el software.</w:t>
       </w:r>
     </w:p>
     <w:p>
@@ -723,6 +751,24 @@
         </w:rPr>
         <w:t>no coincidían las señales porque sincronizaba en base a un solo sistema y no ambos. Entonces ambos sistemas desde un inicio se deben sincronizar en base al evento del frenado. Delsys solo tiene tres sensores de aceleración disponibles, cabeza, vehículo y pedal.</w:t>
       </w:r>
+      <w:r>
+        <w:rPr>
+          <w:lang w:val="es-MX"/>
+        </w:rPr>
+        <w:t xml:space="preserve"> Unas </w:t>
+      </w:r>
+      <w:r>
+        <w:rPr>
+          <w:lang w:val="es-MX"/>
+        </w:rPr>
+        <w:t>señales</w:t>
+      </w:r>
+      <w:r>
+        <w:rPr>
+          <w:lang w:val="es-MX"/>
+        </w:rPr>
+        <w:t xml:space="preserve"> mueren de la nada.</w:t>
+      </w:r>
     </w:p>
     <w:p>
       <w:pPr>
@@ -758,6 +804,22 @@
     </w:p>
     <w:p>
       <w:pPr>
+        <w:tabs>
+          <w:tab w:val="center" w:pos="4680"/>
+        </w:tabs>
+        <w:rPr>
+          <w:lang w:val="es-MX"/>
+        </w:rPr>
+      </w:pPr>
+      <w:r>
+        <w:rPr>
+          <w:lang w:val="es-MX"/>
+        </w:rPr>
+        <w:t>En cuanto muera una de las señales, no importa de cual sistema, en base a eso se considera la ventana común porque al tener valores en cero, eso afectara a la red neuronal.</w:t>
+      </w:r>
+    </w:p>
+    <w:p>
+      <w:pPr>
         <w:rPr>
           <w:lang w:val="es-MX"/>
         </w:rPr>
@@ -786,18 +848,60 @@
           <w:lang w:val="es-MX"/>
         </w:rPr>
       </w:pPr>
-    </w:p>
-    <w:p>
-      <w:pPr>
-        <w:rPr>
-          <w:lang w:val="es-MX"/>
-        </w:rPr>
-      </w:pPr>
-      <w:r>
-        <w:rPr>
-          <w:lang w:val="es-MX"/>
-        </w:rPr>
-        <w:t>Código usado, “misma_escala_temporal”</w:t>
+      <w:r>
+        <w:rPr>
+          <w:lang w:val="es-MX"/>
+        </w:rPr>
+        <w:lastRenderedPageBreak/>
+        <w:t xml:space="preserve">Revisar todos los casos para ver si las graficas tienen sentido y ya comenzar con el análisis estadístico y posiblemente con las redes neuronales. Los mas probable es que se haga el análisis </w:t>
+      </w:r>
+      <w:proofErr w:type="spellStart"/>
+      <w:r>
+        <w:rPr>
+          <w:lang w:val="es-MX"/>
+        </w:rPr>
+        <w:t>estadicisto</w:t>
+      </w:r>
+      <w:proofErr w:type="spellEnd"/>
+      <w:r>
+        <w:rPr>
+          <w:lang w:val="es-MX"/>
+        </w:rPr>
+        <w:t xml:space="preserve"> desde Matlab o Python. La red neuronal se hará con Python. </w:t>
+      </w:r>
+    </w:p>
+    <w:p>
+      <w:pPr>
+        <w:rPr>
+          <w:lang w:val="es-MX"/>
+        </w:rPr>
+      </w:pPr>
+    </w:p>
+    <w:p>
+      <w:pPr>
+        <w:rPr>
+          <w:lang w:val="es-MX"/>
+        </w:rPr>
+      </w:pPr>
+      <w:r>
+        <w:rPr>
+          <w:lang w:val="es-MX"/>
+        </w:rPr>
+        <w:t>Código usado, “</w:t>
+      </w:r>
+      <w:proofErr w:type="spellStart"/>
+      <w:r>
+        <w:rPr>
+          <w:lang w:val="es-MX"/>
+        </w:rPr>
+        <w:t>misma_escala_temporal</w:t>
+      </w:r>
+      <w:proofErr w:type="spellEnd"/>
+      <w:r>
+        <w:rPr>
+          <w:lang w:val="es-MX"/>
+        </w:rPr>
+        <w:t>”</w:t>
       </w:r>
     </w:p>
     <w:sectPr>
